--- a/ky/wisdom-stories/blind-well.docx
+++ b/ky/wisdom-stories/blind-well.docx
@@ -39,7 +39,7 @@
           <w:sz w:val="22"/>
           <w:lang w:val="ky-KG"/>
         </w:rPr>
-        <w:t>Күндөрдүн биринде бир дыйкандын эшеги соолуп калган эски кудукка түшүп кетет. Сааттар өтөт. Акыры эшектин жан кейиткен үнүн уккан ээси менен кошуналары чогулуп келип, аны куткаруунун жолун издей башташат. Ар ким ар нерсени сунуштап отуруп, соңунда эшекти кудуктан чыгаруу мүмкүн эмес деген бүтүмгө келишет. Жалгыз арга — кудукту топурак менен толтуруу деп чечишет. Ар бири колуна күрөк алып, тегеректен топурак ташып, кудукка төгө баштайт.</w:t>
+        <w:t>Күндөрдүн биринде бир дыйкандын эшеги суусу соолуп калган кудукка түшүп кетет. Сааттар өтөт. Акыры эшектин жан кейиткен үнүн уккан ээси менен кошуналары чогулуп келип, аны куткаруунун жолун издей башташат. Ар ким ар нерсени сунуштап отуруп, соңунда эшекти кудуктан чыгаруу мүмкүн эмес деген бүтүмгө келишет. Жалгыз арга — кудукту топурак менен толтуруу деп чечишет. Ар бири колуна күрөк алып, тегеректен топурак ташып, кудукка төгө баштайт.</w:t>
       </w:r>
     </w:p>
     <w:p>
@@ -81,7 +81,7 @@
           <w:sz w:val="22"/>
           <w:lang w:val="ky-KG"/>
         </w:rPr>
-        <w:t xml:space="preserve">Сабак: </w:t>
+        <w:t>Сабак: Үстүңө түшкөн топуракты силкип, тепкич кыл. Аргасыздыктан чыгуу ыйлап отурууда эмес, силкинип күрөшүүдө.</w:t>
       </w:r>
       <w:r>
         <w:rPr>
@@ -90,7 +90,6 @@
           <w:sz w:val="22"/>
           <w:lang w:val="ky-KG"/>
         </w:rPr>
-        <w:t>Үстүңө түшкөн топуракты силкип, тепкич кыл. Кыйынчылыктан чыгыш үчүн кайгыга чөгүп отура бербей, белди бекем бууп аракеттен.</w:t>
       </w:r>
     </w:p>
     <w:p>
@@ -110,7 +109,7 @@
           <w:sz w:val="18"/>
           <w:lang w:val="ky-KG"/>
         </w:rPr>
-        <w:t>Окуя ачык интернет булактарынан алынды.</w:t>
+        <w:t>Аңгемелер ачык интернет булактарынан алынган, иллюстрациялар болсо ЖИ менен түзүлгөн.</w:t>
       </w:r>
     </w:p>
     <w:sectPr>
